--- a/chapters/word_output/REFERENCIAS_BIBLIOGRAFICAS.docx
+++ b/chapters/word_output/REFERENCIAS_BIBLIOGRAFICAS.docx
@@ -4036,6 +4036,32 @@
           <w:rFonts w:ascii="Times New Roman" w:cs="Times New Roman" w:eastAsia="Times New Roman" w:hAnsi="Times New Roman"/>
         </w:rPr>
         <w:t xml:space="preserve">Total: 54 referências | Formato: Vancouver | Numeração sequencial | Última atualização: Março 2026</w:t>
+      </w:r>
+    </w:p>
+    <w:p>
+      <w:pPr>
+        <w:spacing w:before="0" w:after="85" w:line="260"/>
+        <w:ind w:left="283"/>
+      </w:pPr>
+      <w:r>
+        <w:rPr>
+          <w:b/>
+          <w:bCs/>
+          <w:color w:val="2E5FAB"/>
+          <w:sz w:val="22"/>
+          <w:szCs w:val="22"/>
+          <w:rFonts w:ascii="Times New Roman" w:cs="Times New Roman" w:eastAsia="Times New Roman" w:hAnsi="Times New Roman"/>
+        </w:rPr>
+        <w:t xml:space="preserve">55. </w:t>
+      </w:r>
+      <w:r>
+        <w:rPr>
+          <w:color w:val="1A1A1A"/>
+          <w:sz w:val="22"/>
+          <w:szCs w:val="22"/>
+          <w:rFonts w:ascii="Times New Roman" w:cs="Times New Roman" w:eastAsia="Times New Roman" w:hAnsi="Times New Roman"/>
+        </w:rPr>
+        <w:t xml:space="preserve">Wollensak G, Spoerl E, Seiler T. Riboflavin/ultraviolet-a-induced collagen crosslinking for the treatment of keratoconus. Am J Ophthalmol. 2003;135(5):620-627. doi: 10.1016/s0002-9394(02)02220-1.</w:t>
       </w:r>
     </w:p>
     <w:sectPr>
